--- a/Releases/V4.0_Stable/Decoupe/06_Acte_IV_Dependance_Amandinette.docx
+++ b/Releases/V4.0_Stable/Decoupe/06_Acte_IV_Dependance_Amandinette.docx
@@ -334,7 +334,7 @@
           <w:b/>
           <w:bCs/>
         </w:rPr>
-        <w:t xml:space="preserve">La note scellée pour Mademoiselle Maëlys Bouchard : « Mademoiselle — vous ne vous appelez pas Bouchard. Vous êtes Marguerite Beauchamp, nièce de la véritable Amandinette de Beauchamp, l’héritière morte en 1910. On vous a pris votre nom et votre bien en même temps qu’on volait son identité. Je n’ai pas su réparer mes fautes ; je peux au moins réparer celle-ci. Sachez qui vous êtes. — L. »</w:t>
+        <w:t xml:space="preserve">La note scellée pour Mademoiselle Maëlys Bouchard : « Mademoiselle — vous ne vous appelez pas Bouchard. Vous êtes Camille Beauchamp, nièce de la véritable Amandinette de Beauchamp, l’héritière morte en 1910. On vous a pris votre nom et votre bien en même temps qu’on volait son identité. Je n’ai pas su réparer mes fautes ; je peux au moins réparer celle-ci. Sachez qui vous êtes. — L. »</w:t>
       </w:r>
       <w:r>
         <w:t xml:space="preserve"/>
@@ -493,7 +493,7 @@
           <w:b/>
           <w:bCs/>
         </w:rPr>
-        <w:t xml:space="preserve">Chloé lit alors la note scellée à voix haute. Mademoiselle Maëlys Bouchard comprend, en même temps que toute la salle, qu’elle est Marguerite Beauchamp — l’héritière dépossédée. Laissez le silence s’installer. C’est son grand moment : le vertige, les larmes, « Beauchamp… mais alors… ». Aucun script ; laissez la joueuse improviser.</w:t>
+        <w:t xml:space="preserve">Chloé lit alors la note scellée à voix haute. Mademoiselle Maëlys Bouchard comprend, en même temps que toute la salle, qu’elle est Camille Beauchamp — l’héritière dépossédée. Laissez le silence s’installer. C’est son grand moment : le vertige, les larmes, « Beauchamp… mais alors… ». Aucun script ; laissez la joueuse improviser.</w:t>
       </w:r>
       <w:r>
         <w:t xml:space="preserve"/>

--- a/Releases/V4.0_Stable/Decoupe/06_Acte_IV_Dependance_Amandinette.docx
+++ b/Releases/V4.0_Stable/Decoupe/06_Acte_IV_Dependance_Amandinette.docx
@@ -13,7 +13,7 @@
           <w:bCs/>
           <w:color w:val="795548"/>
         </w:rPr>
-        <w:t xml:space="preserve">Acte IV — La dépendance (et retour au jardin) · Foyer : Lady Amandinette — et les révélations finales (Emilien, Maëlys)</w:t>
+        <w:t xml:space="preserve">Acte IV — La dépendance (et retour au jardin) · Foyer : Lady Amandinette — et la révélation finale (Maëlys)</w:t>
       </w:r>
     </w:p>
     <w:p>
@@ -189,10 +189,10 @@
           <w:b/>
           <w:bCs/>
         </w:rPr>
-        <w:t>4. Notes de recherche de Léa</w:t>
-      </w:r>
-      <w:r>
-        <w:t>, papier jauni : « Notes — projet de roman "Les Servantes" — 5 juin. A.G.L. : confirmée. Servante chez les Beauchamp de 1907 à 1910. Au service de Mademoiselle Amandinette de Beauchamp — l’héritière, qui partageait son prénom. Cette dernière morte d’une fièvre en mai 1910. La semaine suivante, une « Mademoiselle Amandinette de Beauchamp » se présente au bal des Parisette avec la carte d’invitation et la robe de la défunte. Théodorette de Parisette l’épouse quatre mois plus tard. Doit en parler à Théodorette dans la semaine. — L. »</w:t>
+        <w:t xml:space="preserve">4. Notes de recherche de Léa, papier jauni : « Notes — projet de roman "Les Servantes" — 5 juin. A.G.L. — Amandine de la Grande Leuleu, dite Amandinette — confirmée. Servante chez les Beauchamp de 1907 à 1910. Au service de Mademoiselle Amandinette de Beauchamp — l’héritière, qui partageait son prénom. Cette dernière morte d’une fièvre en mai 1910. La semaine suivante, une « Mademoiselle Amandinette de Beauchamp » se présente au bal des Parisette avec la carte d’invitation et la robe de la défunte. Théodorette de Parisette l’épouse quatre mois plus tard. Doit en parler à Théodorette dans la semaine. — L. »</w:t>
+      </w:r>
+      <w:r>
+        <w:t/>
       </w:r>
     </w:p>
     <w:p>
@@ -335,57 +335,6 @@
           <w:bCs/>
         </w:rPr>
         <w:t xml:space="preserve">La note scellée pour Mademoiselle Maëlys Bouchard : « Mademoiselle — vous ne vous appelez pas Bouchard. Vous êtes Camille Beauchamp, nièce de la véritable Amandinette de Beauchamp, l’héritière morte en 1910. On vous a pris votre nom et votre bien en même temps qu’on volait son identité. Je n’ai pas su réparer mes fautes ; je peux au moins réparer celle-ci. Sachez qui vous êtes. — L. »</w:t>
-      </w:r>
-      <w:r>
-        <w:t xml:space="preserve"/>
-      </w:r>
-    </w:p>
-    <w:p>
-      <w:pPr>
-        <w:spacing w:before="60" w:after="60" w:line="300" w:lineRule="auto"/>
-        <w:ind w:left="360"/>
-        <w:jc w:val="both"/>
-      </w:pPr>
-      <w:r>
-        <w:rPr>
-          <w:b/>
-          <w:bCs/>
-        </w:rPr>
-        <w:t xml:space="preserve">Étape 4 bis — Le piège du notaire (Emilien authentifie)</w:t>
-      </w:r>
-      <w:r>
-        <w:t xml:space="preserve"/>
-      </w:r>
-    </w:p>
-    <w:p>
-      <w:pPr>
-        <w:spacing w:before="60" w:after="60" w:line="300" w:lineRule="auto"/>
-        <w:ind w:left="360"/>
-        <w:jc w:val="both"/>
-      </w:pPr>
-      <w:r>
-        <w:rPr>
-          <w:b/>
-          <w:bCs/>
-        </w:rPr>
-        <w:t xml:space="preserve">Si Amandinette tente de nier (« ce papier est un faux »), Chloé se tourne vers Maître Emilien Collin-Stanislas et le somme, en homme de loi, d’authentifier publiquement l’acte de naissance. C’est un piège : reconnaître l’acte, c’est avouer qu’il l’a lui-même monté en 1910.</w:t>
-      </w:r>
-      <w:r>
-        <w:t xml:space="preserve"/>
-      </w:r>
-    </w:p>
-    <w:p>
-      <w:pPr>
-        <w:spacing w:before="60" w:after="60" w:line="300" w:lineRule="auto"/>
-        <w:ind w:left="360"/>
-        <w:jc w:val="both"/>
-      </w:pPr>
-      <w:r>
-        <w:rPr>
-          <w:b/>
-          <w:bCs/>
-        </w:rPr>
-        <w:t xml:space="preserve">Emilien, acculé : « …(un long silence)… Cet acte est authentique. Le sceau de la Grande Leuleu, la main du maire — je les reconnais. Oui : j’ai monté ce dossier en 1910. J’ai fait d’une servante une duchesse. Et j’en ai vécu quinze ans. » La salle tient sa preuve contre Amandinette — et découvre un second coupable, de fraude cette fois, non du meurtre.</w:t>
       </w:r>
       <w:r>
         <w:t xml:space="preserve"/>
